--- a/data/outputs/v2/Grade11/Biology/Quizzes/SS2.1_Reproduction_in_Plants/Biology_G11_SS2.1_Reproduction_in_Plants_L7_AnswerKey.docx
+++ b/data/outputs/v2/Grade11/Biology/Quizzes/SS2.1_Reproduction_in_Plants/Biology_G11_SS2.1_Reproduction_in_Plants_L7_AnswerKey.docx
@@ -1590,7 +1590,7 @@
         </w:rPr>
         <w:t xml:space="preserve">© 2026 SeaVuria and ARES. Aligned with KICD objectives. Developed by SeaVuria; technical implementation by ARES (with AI assistance from Claude). Licensed under </w:t>
       </w:r>
-      <w:hyperlink w:history="1" r:id="rIdhmfbeyeffgmnuyppvnqpi">
+      <w:hyperlink w:history="1" r:id="rIdwx2niuab7isqcnt-5vr-t">
         <w:r>
           <w:rPr>
             <w:rFonts w:ascii="Arial" w:cs="Arial" w:eastAsia="Arial" w:hAnsi="Arial"/>
@@ -1611,7 +1611,7 @@
         </w:rPr>
         <w:t xml:space="preserve"> (</w:t>
       </w:r>
-      <w:hyperlink w:history="1" r:id="rIdwpexs_airioge80psbbqd">
+      <w:hyperlink w:history="1" r:id="rId55ekxmhcqutfkjx1bg08l">
         <w:r>
           <w:rPr>
             <w:rFonts w:ascii="Arial" w:cs="Arial" w:eastAsia="Arial" w:hAnsi="Arial"/>

--- a/data/outputs/v2/Grade11/Biology/Quizzes/SS2.1_Reproduction_in_Plants/Biology_G11_SS2.1_Reproduction_in_Plants_L7_AnswerKey.docx
+++ b/data/outputs/v2/Grade11/Biology/Quizzes/SS2.1_Reproduction_in_Plants/Biology_G11_SS2.1_Reproduction_in_Plants_L7_AnswerKey.docx
@@ -1590,7 +1590,7 @@
         </w:rPr>
         <w:t xml:space="preserve">© 2026 SeaVuria and ARES. Aligned with KICD objectives. Developed by SeaVuria; technical implementation by ARES (with AI assistance from Claude). Licensed under </w:t>
       </w:r>
-      <w:hyperlink w:history="1" r:id="rIdwx2niuab7isqcnt-5vr-t">
+      <w:hyperlink w:history="1" r:id="rIdxj398lclb5xvjfpv1pxks">
         <w:r>
           <w:rPr>
             <w:rFonts w:ascii="Arial" w:cs="Arial" w:eastAsia="Arial" w:hAnsi="Arial"/>
@@ -1611,7 +1611,7 @@
         </w:rPr>
         <w:t xml:space="preserve"> (</w:t>
       </w:r>
-      <w:hyperlink w:history="1" r:id="rId55ekxmhcqutfkjx1bg08l">
+      <w:hyperlink w:history="1" r:id="rIdyjjs7myslpfl6uodjfcjy">
         <w:r>
           <w:rPr>
             <w:rFonts w:ascii="Arial" w:cs="Arial" w:eastAsia="Arial" w:hAnsi="Arial"/>

--- a/data/outputs/v2/Grade11/Biology/Quizzes/SS2.1_Reproduction_in_Plants/Biology_G11_SS2.1_Reproduction_in_Plants_L7_AnswerKey.docx
+++ b/data/outputs/v2/Grade11/Biology/Quizzes/SS2.1_Reproduction_in_Plants/Biology_G11_SS2.1_Reproduction_in_Plants_L7_AnswerKey.docx
@@ -1590,7 +1590,7 @@
         </w:rPr>
         <w:t xml:space="preserve">© 2026 SeaVuria and ARES. Aligned with KICD objectives. Developed by SeaVuria; technical implementation by ARES (with AI assistance from Claude). Licensed under </w:t>
       </w:r>
-      <w:hyperlink w:history="1" r:id="rIdxj398lclb5xvjfpv1pxks">
+      <w:hyperlink w:history="1" r:id="rIdjfz7vct05w-qmljcs7gki">
         <w:r>
           <w:rPr>
             <w:rFonts w:ascii="Arial" w:cs="Arial" w:eastAsia="Arial" w:hAnsi="Arial"/>
@@ -1611,7 +1611,7 @@
         </w:rPr>
         <w:t xml:space="preserve"> (</w:t>
       </w:r>
-      <w:hyperlink w:history="1" r:id="rIdyjjs7myslpfl6uodjfcjy">
+      <w:hyperlink w:history="1" r:id="rIdd1ykyg7h1avorhqtir66f">
         <w:r>
           <w:rPr>
             <w:rFonts w:ascii="Arial" w:cs="Arial" w:eastAsia="Arial" w:hAnsi="Arial"/>
